--- a/backend/data/audit_report_templates/report_body/4. 模板D-保留意见审计报告模板（非公众利益实体）-简版.docx
+++ b/backend/data/audit_report_templates/report_body/4. 模板D-保留意见审计报告模板（非公众利益实体）-简版.docx
@@ -91,6 +91,7 @@
           <w:numId w:val="0"/>
         </w:numPr>
         <w:spacing w:line="360" w:lineRule="auto"/>
+        <w:ind w:firstLine="420"/>
         <w:jc w:val="center"/>
         <w:outlineLvl w:val="0"/>
         <w:rPr>
@@ -103,10 +104,10 @@
       </w:pPr>
       <w:r>
         <w:rPr>
-          <w:rFonts w:hint="eastAsia" w:ascii="黑体;SimHei" w:hAnsi="黑体;SimHei" w:eastAsia="黑体;SimHei" w:cs="Arial Narrow"/>
+          <w:rFonts w:hint="eastAsia" w:ascii="Times New Roman" w:hAnsi="Times New Roman" w:eastAsia="仿宋_GB2312" w:cs="Arial Narrow"/>
           <w:b/>
           <w:color w:val="auto"/>
-          <w:sz w:val="48"/>
+          <w:sz w:val="24"/>
           <w:szCs w:val="48"/>
           <w:lang w:eastAsia="zh-CN"/>
         </w:rPr>
@@ -120,6 +121,7 @@
           <w:numId w:val="0"/>
         </w:numPr>
         <w:spacing w:line="360" w:lineRule="auto"/>
+        <w:ind w:firstLine="420"/>
         <w:jc w:val="center"/>
         <w:outlineLvl w:val="0"/>
         <w:rPr>
@@ -133,10 +135,10 @@
       </w:pPr>
       <w:r>
         <w:rPr>
-          <w:rFonts w:hint="eastAsia" w:ascii="黑体;SimHei" w:hAnsi="黑体;SimHei" w:eastAsia="黑体;SimHei" w:cs="Arial Narrow"/>
+          <w:rFonts w:hint="eastAsia" w:ascii="Times New Roman" w:hAnsi="Times New Roman" w:eastAsia="仿宋_GB2312" w:cs="Arial Narrow"/>
           <w:b/>
           <w:color w:val="auto"/>
-          <w:sz w:val="48"/>
+          <w:sz w:val="24"/>
           <w:szCs w:val="48"/>
           <w:lang w:eastAsia="zh-CN"/>
         </w:rPr>
@@ -1285,6 +1287,7 @@
     <w:p>
       <w:pPr>
         <w:spacing w:line="340" w:lineRule="atLeast"/>
+        <w:ind w:firstLine="420"/>
         <w:jc w:val="right"/>
         <w:rPr>
           <w:rFonts w:ascii="Arial Narrow" w:hAnsi="Arial Narrow" w:eastAsia="仿宋_GB2312" w:cs="Arial Narrow"/>
@@ -1295,7 +1298,7 @@
       </w:pPr>
       <w:r>
         <w:rPr>
-          <w:rFonts w:hint="eastAsia" w:ascii="Arial Narrow" w:hAnsi="Arial Narrow" w:eastAsia="仿宋_GB2312" w:cs="Arial Narrow"/>
+          <w:rFonts w:hint="eastAsia" w:ascii="Times New Roman" w:hAnsi="Times New Roman" w:eastAsia="仿宋_GB2312" w:cs="Arial Narrow"/>
           <w:spacing w:val="4"/>
           <w:sz w:val="24"/>
           <w:lang w:eastAsia="zh-CN"/>
@@ -1323,6 +1326,7 @@
           <w:numId w:val="0"/>
         </w:numPr>
         <w:spacing w:before="120" w:after="0" w:line="300" w:lineRule="auto"/>
+        <w:ind w:firstLine="420"/>
         <w:outlineLvl w:val="0"/>
         <w:rPr>
           <w:rFonts w:ascii="Arial Narrow" w:hAnsi="Arial Narrow" w:eastAsia="仿宋_GB2312" w:cs="Arial Narrow"/>
@@ -1335,7 +1339,7 @@
       </w:pPr>
       <w:r>
         <w:rPr>
-          <w:rFonts w:ascii="Arial Narrow" w:hAnsi="Arial Narrow" w:eastAsia="仿宋_GB2312" w:cs="Arial Narrow"/>
+          <w:rFonts w:ascii="Times New Roman" w:hAnsi="Times New Roman" w:eastAsia="仿宋_GB2312" w:cs="Arial Narrow"/>
           <w:b/>
           <w:color w:val="FF0000"/>
           <w:spacing w:val="4"/>
@@ -1400,7 +1404,7 @@
     <w:p>
       <w:pPr>
         <w:spacing w:before="120" w:after="0" w:line="300" w:lineRule="auto"/>
-        <w:ind w:left="0" w:leftChars="0" w:right="0" w:rightChars="0" w:firstLineChars="200"/>
+        <w:ind w:left="0" w:leftChars="0" w:right="0" w:rightChars="0" w:firstLineChars="200" w:firstLine="420"/>
         <w:jc w:val="both"/>
         <w:rPr>
           <w:rFonts w:ascii="Arial Narrow" w:hAnsi="Arial Narrow" w:eastAsia="仿宋_GB2312" w:cs="Arial Narrow"/>
@@ -1411,7 +1415,7 @@
       </w:pPr>
       <w:r>
         <w:rPr>
-          <w:rFonts w:hint="eastAsia" w:ascii="Arial Narrow" w:hAnsi="Arial Narrow" w:eastAsia="仿宋_GB2312" w:cs="Arial Narrow"/>
+          <w:rFonts w:hint="eastAsia" w:ascii="Times New Roman" w:hAnsi="Times New Roman" w:eastAsia="仿宋_GB2312" w:cs="Arial Narrow"/>
           <w:sz w:val="24"/>
           <w:szCs w:val="24"/>
           <w:lang w:eastAsia="zh-CN"/>
@@ -1422,7 +1426,7 @@
     <w:p>
       <w:pPr>
         <w:spacing w:before="120" w:after="0" w:line="300" w:lineRule="auto"/>
-        <w:ind w:left="0" w:leftChars="0" w:right="0" w:rightChars="0" w:firstLineChars="200"/>
+        <w:ind w:left="0" w:leftChars="0" w:right="0" w:rightChars="0" w:firstLineChars="200" w:firstLine="420"/>
         <w:jc w:val="both"/>
         <w:rPr>
           <w:rFonts w:ascii="Arial Narrow" w:hAnsi="Arial Narrow" w:eastAsia="仿宋_GB2312" w:cs="Arial Narrow"/>
@@ -1433,7 +1437,7 @@
       </w:pPr>
       <w:r>
         <w:rPr>
-          <w:rFonts w:hint="eastAsia" w:ascii="Arial Narrow" w:hAnsi="Arial Narrow" w:eastAsia="仿宋_GB2312" w:cs="Arial Narrow"/>
+          <w:rFonts w:hint="eastAsia" w:ascii="Times New Roman" w:hAnsi="Times New Roman" w:eastAsia="仿宋_GB2312" w:cs="Arial Narrow"/>
           <w:sz w:val="24"/>
           <w:szCs w:val="24"/>
           <w:lang w:eastAsia="zh-CN"/>
@@ -1673,7 +1677,7 @@
       <w:pPr>
         <w:snapToGrid w:val="0"/>
         <w:spacing w:line="300" w:lineRule="auto"/>
-        <w:ind w:left="0" w:leftChars="0" w:right="0" w:rightChars="0" w:firstLineChars="200"/>
+        <w:ind w:left="0" w:leftChars="0" w:right="0" w:rightChars="0" w:firstLineChars="200" w:firstLine="420"/>
         <w:jc w:val="both"/>
         <w:rPr>
           <w:rFonts w:ascii="仿宋_GB2312" w:hAnsi="仿宋_GB2312" w:eastAsia="仿宋_GB2312"/>
@@ -1700,7 +1704,7 @@
       <w:pPr>
         <w:snapToGrid w:val="0"/>
         <w:spacing w:line="300" w:lineRule="auto"/>
-        <w:ind w:left="0" w:leftChars="0" w:right="0" w:rightChars="0" w:firstLineChars="200"/>
+        <w:ind w:left="0" w:leftChars="0" w:right="0" w:rightChars="0" w:firstLineChars="200" w:firstLine="420"/>
         <w:jc w:val="both"/>
         <w:rPr>
           <w:rFonts w:ascii="仿宋_GB2312" w:hAnsi="仿宋_GB2312" w:eastAsia="仿宋_GB2312"/>
@@ -1726,7 +1730,7 @@
     <w:p>
       <w:pPr>
         <w:spacing w:before="120" w:after="0" w:line="300" w:lineRule="auto"/>
-        <w:ind w:left="0" w:leftChars="0" w:right="0" w:rightChars="0" w:firstLineChars="200"/>
+        <w:ind w:left="0" w:leftChars="0" w:right="0" w:rightChars="0" w:firstLineChars="200" w:firstLine="420"/>
         <w:jc w:val="both"/>
         <w:rPr>
           <w:rFonts w:ascii="Arial Narrow" w:hAnsi="Arial Narrow" w:eastAsia="仿宋_GB2312" w:cs="宋体;SimSun"/>
@@ -1738,7 +1742,7 @@
       </w:pPr>
       <w:r>
         <w:rPr>
-          <w:rFonts w:hint="eastAsia" w:ascii="Arial Narrow" w:hAnsi="Arial Narrow" w:eastAsia="仿宋_GB2312" w:cs="宋体;SimSun"/>
+          <w:rFonts w:hint="eastAsia" w:ascii="Times New Roman" w:hAnsi="Times New Roman" w:eastAsia="仿宋_GB2312" w:cs="宋体;SimSun"/>
           <w:spacing w:val="4"/>
           <w:sz w:val="24"/>
           <w:szCs w:val="24"/>
@@ -1792,7 +1796,7 @@
     <w:p>
       <w:pPr>
         <w:spacing w:before="120" w:after="0" w:line="300" w:lineRule="auto"/>
-        <w:ind w:left="0" w:leftChars="0" w:right="0" w:rightChars="0" w:firstLineChars="200"/>
+        <w:ind w:left="0" w:leftChars="0" w:right="0" w:rightChars="0" w:firstLineChars="200" w:firstLine="420"/>
         <w:jc w:val="both"/>
         <w:rPr>
           <w:rFonts w:ascii="Arial Narrow" w:hAnsi="Arial Narrow" w:eastAsia="仿宋_GB2312" w:cs="Arial Narrow"/>
@@ -1804,7 +1808,7 @@
       </w:pPr>
       <w:r>
         <w:rPr>
-          <w:rFonts w:ascii="Arial Narrow" w:hAnsi="Arial Narrow" w:eastAsia="仿宋_GB2312" w:cs="Arial Narrow"/>
+          <w:rFonts w:ascii="Times New Roman" w:hAnsi="Times New Roman" w:eastAsia="仿宋_GB2312" w:cs="Arial Narrow"/>
           <w:color w:val="FF0000"/>
           <w:spacing w:val="4"/>
           <w:sz w:val="24"/>
@@ -1817,7 +1821,7 @@
     <w:p>
       <w:pPr>
         <w:spacing w:before="120" w:after="0" w:line="300" w:lineRule="auto"/>
-        <w:ind w:left="0" w:leftChars="0" w:right="0" w:rightChars="0" w:firstLineChars="200"/>
+        <w:ind w:left="0" w:leftChars="0" w:right="0" w:rightChars="0" w:firstLineChars="200" w:firstLine="420"/>
         <w:jc w:val="both"/>
         <w:rPr>
           <w:rFonts w:ascii="Arial Narrow" w:hAnsi="Arial Narrow" w:eastAsia="仿宋_GB2312" w:cs="Arial Narrow"/>
@@ -1829,7 +1833,7 @@
       </w:pPr>
       <w:r>
         <w:rPr>
-          <w:rFonts w:hint="eastAsia" w:ascii="Arial Narrow" w:hAnsi="Arial Narrow" w:eastAsia="仿宋_GB2312" w:cs="Arial Narrow"/>
+          <w:rFonts w:hint="eastAsia" w:ascii="Times New Roman" w:hAnsi="Times New Roman" w:eastAsia="仿宋_GB2312" w:cs="Arial Narrow"/>
           <w:spacing w:val="4"/>
           <w:sz w:val="24"/>
           <w:szCs w:val="24"/>
@@ -1841,7 +1845,7 @@
     <w:p>
       <w:pPr>
         <w:spacing w:before="120" w:after="0" w:line="300" w:lineRule="auto"/>
-        <w:ind w:left="0" w:leftChars="0" w:right="0" w:rightChars="0" w:firstLineChars="200"/>
+        <w:ind w:left="0" w:leftChars="0" w:right="0" w:rightChars="0" w:firstLineChars="200" w:firstLine="420"/>
         <w:jc w:val="both"/>
         <w:rPr>
           <w:rFonts w:ascii="Arial Narrow" w:hAnsi="Arial Narrow" w:eastAsia="仿宋_GB2312" w:cs="Arial Narrow"/>
@@ -1853,7 +1857,7 @@
       </w:pPr>
       <w:r>
         <w:rPr>
-          <w:rFonts w:hint="eastAsia" w:ascii="Arial Narrow" w:hAnsi="Arial Narrow" w:eastAsia="仿宋_GB2312" w:cs="Arial Narrow"/>
+          <w:rFonts w:hint="eastAsia" w:ascii="Times New Roman" w:hAnsi="Times New Roman" w:eastAsia="仿宋_GB2312" w:cs="Arial Narrow"/>
           <w:spacing w:val="4"/>
           <w:sz w:val="24"/>
           <w:szCs w:val="24"/>
@@ -1905,7 +1909,7 @@
     <w:p>
       <w:pPr>
         <w:spacing w:before="120" w:after="0" w:line="300" w:lineRule="auto"/>
-        <w:ind w:left="0" w:leftChars="0" w:right="0" w:rightChars="0" w:firstLineChars="200"/>
+        <w:ind w:left="0" w:leftChars="0" w:right="0" w:rightChars="0" w:firstLineChars="200" w:firstLine="420"/>
         <w:jc w:val="both"/>
         <w:rPr>
           <w:rFonts w:ascii="Arial Narrow" w:hAnsi="Arial Narrow" w:eastAsia="仿宋_GB2312" w:cs="Arial Narrow"/>
@@ -1917,7 +1921,7 @@
       </w:pPr>
       <w:r>
         <w:rPr>
-          <w:rFonts w:hint="eastAsia" w:ascii="Arial Narrow" w:hAnsi="Arial Narrow" w:eastAsia="仿宋_GB2312" w:cs="Arial Narrow"/>
+          <w:rFonts w:hint="eastAsia" w:ascii="Times New Roman" w:hAnsi="Times New Roman" w:eastAsia="仿宋_GB2312" w:cs="Arial Narrow"/>
           <w:spacing w:val="4"/>
           <w:sz w:val="24"/>
           <w:szCs w:val="24"/>
@@ -1929,7 +1933,7 @@
     <w:p>
       <w:pPr>
         <w:spacing w:before="120" w:after="0" w:line="300" w:lineRule="auto"/>
-        <w:ind w:left="0" w:leftChars="0" w:right="0" w:rightChars="0" w:firstLineChars="200"/>
+        <w:ind w:left="0" w:leftChars="0" w:right="0" w:rightChars="0" w:firstLineChars="200" w:firstLine="420"/>
         <w:jc w:val="both"/>
         <w:rPr>
           <w:rFonts w:ascii="Arial Narrow" w:hAnsi="Arial Narrow" w:eastAsia="仿宋_GB2312" w:cs="Arial Narrow"/>
@@ -1941,7 +1945,7 @@
       </w:pPr>
       <w:r>
         <w:rPr>
-          <w:rFonts w:hint="eastAsia" w:ascii="Arial Narrow" w:hAnsi="Arial Narrow" w:eastAsia="仿宋_GB2312" w:cs="Arial Narrow"/>
+          <w:rFonts w:hint="eastAsia" w:ascii="Times New Roman" w:hAnsi="Times New Roman" w:eastAsia="仿宋_GB2312" w:cs="Arial Narrow"/>
           <w:spacing w:val="4"/>
           <w:sz w:val="24"/>
           <w:szCs w:val="24"/>
@@ -1953,7 +1957,7 @@
     <w:p>
       <w:pPr>
         <w:spacing w:before="120" w:after="0" w:line="300" w:lineRule="auto"/>
-        <w:ind w:left="0" w:leftChars="0" w:right="0" w:rightChars="0" w:firstLineChars="200"/>
+        <w:ind w:left="0" w:leftChars="0" w:right="0" w:rightChars="0" w:firstLineChars="200" w:firstLine="420"/>
         <w:jc w:val="both"/>
         <w:rPr>
           <w:rFonts w:ascii="Arial Narrow" w:hAnsi="Arial Narrow" w:eastAsia="仿宋_GB2312" w:cs="Arial Narrow"/>
@@ -1965,7 +1969,7 @@
       </w:pPr>
       <w:r>
         <w:rPr>
-          <w:rFonts w:hint="eastAsia" w:ascii="Arial Narrow" w:hAnsi="Arial Narrow" w:eastAsia="仿宋_GB2312" w:cs="Arial Narrow"/>
+          <w:rFonts w:hint="eastAsia" w:ascii="Times New Roman" w:hAnsi="Times New Roman" w:eastAsia="仿宋_GB2312" w:cs="Arial Narrow"/>
           <w:spacing w:val="4"/>
           <w:sz w:val="24"/>
           <w:szCs w:val="24"/>
@@ -1977,7 +1981,7 @@
     <w:p>
       <w:pPr>
         <w:spacing w:before="120" w:after="0" w:line="300" w:lineRule="auto"/>
-        <w:ind w:left="0" w:leftChars="0" w:right="0" w:rightChars="0" w:firstLineChars="200"/>
+        <w:ind w:left="0" w:leftChars="0" w:right="0" w:rightChars="0" w:firstLineChars="200" w:firstLine="420"/>
         <w:jc w:val="both"/>
         <w:rPr>
           <w:rFonts w:ascii="Arial Narrow" w:hAnsi="Arial Narrow" w:eastAsia="仿宋_GB2312" w:cs="Arial Narrow"/>
@@ -1989,7 +1993,7 @@
       </w:pPr>
       <w:r>
         <w:rPr>
-          <w:rFonts w:hint="eastAsia" w:ascii="Arial Narrow" w:hAnsi="Arial Narrow" w:eastAsia="仿宋_GB2312" w:cs="Arial Narrow"/>
+          <w:rFonts w:hint="eastAsia" w:ascii="Times New Roman" w:hAnsi="Times New Roman" w:eastAsia="仿宋_GB2312" w:cs="Arial Narrow"/>
           <w:spacing w:val="4"/>
           <w:sz w:val="24"/>
           <w:szCs w:val="24"/>
@@ -2001,7 +2005,7 @@
     <w:p>
       <w:pPr>
         <w:spacing w:before="120" w:after="0" w:line="300" w:lineRule="auto"/>
-        <w:ind w:left="0" w:leftChars="0" w:right="0" w:rightChars="0" w:firstLineChars="200"/>
+        <w:ind w:left="0" w:leftChars="0" w:right="0" w:rightChars="0" w:firstLineChars="200" w:firstLine="420"/>
         <w:jc w:val="both"/>
         <w:rPr>
           <w:rFonts w:ascii="Arial Narrow" w:hAnsi="Arial Narrow" w:eastAsia="仿宋_GB2312" w:cs="Arial Narrow"/>
@@ -2013,7 +2017,7 @@
       </w:pPr>
       <w:r>
         <w:rPr>
-          <w:rFonts w:hint="eastAsia" w:ascii="Arial Narrow" w:hAnsi="Arial Narrow" w:eastAsia="仿宋_GB2312" w:cs="Arial Narrow"/>
+          <w:rFonts w:hint="eastAsia" w:ascii="Times New Roman" w:hAnsi="Times New Roman" w:eastAsia="仿宋_GB2312" w:cs="Arial Narrow"/>
           <w:spacing w:val="4"/>
           <w:sz w:val="24"/>
           <w:szCs w:val="24"/>
@@ -2025,7 +2029,7 @@
     <w:p>
       <w:pPr>
         <w:spacing w:before="120" w:after="0" w:line="300" w:lineRule="auto"/>
-        <w:ind w:left="0" w:leftChars="0" w:right="0" w:rightChars="0" w:firstLineChars="200"/>
+        <w:ind w:left="0" w:leftChars="0" w:right="0" w:rightChars="0" w:firstLineChars="200" w:firstLine="420"/>
         <w:jc w:val="both"/>
         <w:rPr>
           <w:rFonts w:ascii="Arial Narrow" w:hAnsi="Arial Narrow" w:eastAsia="仿宋_GB2312" w:cs="Arial Narrow"/>
@@ -2037,7 +2041,7 @@
       </w:pPr>
       <w:r>
         <w:rPr>
-          <w:rFonts w:hint="eastAsia" w:ascii="Arial Narrow" w:hAnsi="Arial Narrow" w:eastAsia="仿宋_GB2312" w:cs="Arial Narrow"/>
+          <w:rFonts w:hint="eastAsia" w:ascii="Times New Roman" w:hAnsi="Times New Roman" w:eastAsia="仿宋_GB2312" w:cs="Arial Narrow"/>
           <w:spacing w:val="4"/>
           <w:sz w:val="24"/>
           <w:szCs w:val="24"/>
@@ -2049,7 +2053,7 @@
     <w:p>
       <w:pPr>
         <w:spacing w:before="120" w:after="0" w:line="300" w:lineRule="auto"/>
-        <w:ind w:left="0" w:leftChars="0" w:right="0" w:rightChars="0" w:firstLineChars="200"/>
+        <w:ind w:left="0" w:leftChars="0" w:right="0" w:rightChars="0" w:firstLineChars="200" w:firstLine="420"/>
         <w:jc w:val="both"/>
         <w:rPr>
           <w:rFonts w:ascii="Arial Narrow" w:hAnsi="Arial Narrow" w:eastAsia="仿宋_GB2312" w:cs="Arial Narrow"/>
@@ -2061,7 +2065,7 @@
       </w:pPr>
       <w:r>
         <w:rPr>
-          <w:rFonts w:hint="eastAsia" w:ascii="Arial Narrow" w:hAnsi="Arial Narrow" w:eastAsia="仿宋_GB2312" w:cs="Arial Narrow"/>
+          <w:rFonts w:hint="eastAsia" w:ascii="Times New Roman" w:hAnsi="Times New Roman" w:eastAsia="仿宋_GB2312" w:cs="Arial Narrow"/>
           <w:spacing w:val="4"/>
           <w:sz w:val="24"/>
           <w:szCs w:val="24"/>
@@ -2073,7 +2077,7 @@
     <w:p>
       <w:pPr>
         <w:spacing w:before="120" w:after="0" w:line="300" w:lineRule="auto"/>
-        <w:ind w:left="0" w:leftChars="0" w:right="0" w:rightChars="0" w:firstLineChars="200"/>
+        <w:ind w:left="0" w:leftChars="0" w:right="0" w:rightChars="0" w:firstLineChars="200" w:firstLine="420"/>
         <w:jc w:val="both"/>
         <w:rPr>
           <w:rFonts w:ascii="Arial Narrow" w:hAnsi="Arial Narrow" w:eastAsia="仿宋_GB2312" w:cs="Arial Narrow"/>
@@ -2085,7 +2089,7 @@
       </w:pPr>
       <w:r>
         <w:rPr>
-          <w:rFonts w:hint="eastAsia" w:ascii="Arial Narrow" w:hAnsi="Arial Narrow" w:eastAsia="仿宋_GB2312" w:cs="Arial Narrow"/>
+          <w:rFonts w:hint="eastAsia" w:ascii="Times New Roman" w:hAnsi="Times New Roman" w:eastAsia="仿宋_GB2312" w:cs="Arial Narrow"/>
           <w:spacing w:val="4"/>
           <w:sz w:val="24"/>
           <w:szCs w:val="24"/>
@@ -2097,7 +2101,7 @@
     <w:p>
       <w:pPr>
         <w:spacing w:before="120" w:after="0" w:line="300" w:lineRule="auto"/>
-        <w:ind w:left="0" w:leftChars="0" w:right="0" w:rightChars="0" w:firstLineChars="200"/>
+        <w:ind w:left="0" w:leftChars="0" w:right="0" w:rightChars="0" w:firstLineChars="200" w:firstLine="420"/>
         <w:jc w:val="both"/>
         <w:rPr>
           <w:rFonts w:ascii="Arial Narrow" w:hAnsi="Arial Narrow" w:eastAsia="仿宋_GB2312" w:cs="Arial Narrow"/>
@@ -2109,7 +2113,7 @@
       </w:pPr>
       <w:r>
         <w:rPr>
-          <w:rFonts w:hint="eastAsia" w:ascii="Arial Narrow" w:hAnsi="Arial Narrow" w:eastAsia="仿宋_GB2312" w:cs="Arial Narrow"/>
+          <w:rFonts w:hint="eastAsia" w:ascii="Times New Roman" w:hAnsi="Times New Roman" w:eastAsia="仿宋_GB2312" w:cs="Arial Narrow"/>
           <w:spacing w:val="4"/>
           <w:sz w:val="24"/>
           <w:szCs w:val="24"/>

--- a/backend/data/audit_report_templates/report_body/4. 模板D-保留意见审计报告模板（非公众利益实体）-简版.docx
+++ b/backend/data/audit_report_templates/report_body/4. 模板D-保留意见审计报告模板（非公众利益实体）-简版.docx
@@ -307,7 +307,7 @@
     </w:p>
     <w:p>
       <w:pPr>
-        <w:spacing w:line="2400" w:lineRule="auto"/>
+        <w:spacing w:line="360" w:lineRule="auto"/>
         <w:jc w:val="center"/>
         <w:rPr>
           <w:rFonts w:ascii="黑体;SimHei" w:hAnsi="黑体;SimHei" w:eastAsia="黑体;SimHei" w:cs="Arial Narrow"/>
